--- a/report/Project_Report.docx
+++ b/report/Project_Report.docx
@@ -69,7 +69,10 @@
         <w:t>Name:</w:t>
       </w:r>
       <w:r>
-        <w:t xml:space="preserve"> [Your Full Name]</w:t>
+        <w:t xml:space="preserve"> </w:t>
+      </w:r>
+      <w:r>
+        <w:t>Rajat Kumar Meher</w:t>
       </w:r>
     </w:p>
     <w:p>
@@ -87,7 +90,10 @@
         <w:t>Registration Number:</w:t>
       </w:r>
       <w:r>
-        <w:t xml:space="preserve"> [Your Reg No.]</w:t>
+        <w:t xml:space="preserve"> </w:t>
+      </w:r>
+      <w:r>
+        <w:t>25BAI11136</w:t>
       </w:r>
     </w:p>
     <w:p>
@@ -105,7 +111,10 @@
         <w:t>Branch:</w:t>
       </w:r>
       <w:r>
-        <w:t xml:space="preserve"> [Your Branch, e.g., CSE]</w:t>
+        <w:t xml:space="preserve"> </w:t>
+      </w:r>
+      <w:r>
+        <w:t>CSE AI ML</w:t>
       </w:r>
     </w:p>
     <w:p>
@@ -151,13 +160,25 @@
         <w:t>Date:</w:t>
       </w:r>
       <w:r>
-        <w:t xml:space="preserve"> [Current Date]</w:t>
+        <w:t xml:space="preserve"> </w:t>
+      </w:r>
+      <w:r>
+        <w:t>31</w:t>
+      </w:r>
+      <w:r>
+        <w:rPr>
+          <w:vertAlign w:val="superscript"/>
+        </w:rPr>
+        <w:t>st</w:t>
+      </w:r>
+      <w:r>
+        <w:t xml:space="preserve"> March 2026</w:t>
       </w:r>
     </w:p>
     <w:p>
       <w:r>
         <w:pict w14:anchorId="5585B5E9">
-          <v:rect id="_x0000_i1031" style="width:0;height:1.5pt" o:hralign="center" o:hrstd="t" o:hr="t" fillcolor="#a0a0a0" stroked="f"/>
+          <v:rect id="_x0000_i1025" style="width:0;height:1.5pt" o:hralign="center" o:hrstd="t" o:hr="t" fillcolor="#a0a0a0" stroked="f"/>
         </w:pict>
       </w:r>
     </w:p>
@@ -1443,6 +1464,7 @@
   <w:style w:type="character" w:default="1" w:styleId="DefaultParagraphFont">
     <w:name w:val="Default Paragraph Font"/>
     <w:uiPriority w:val="1"/>
+    <w:semiHidden/>
     <w:unhideWhenUsed/>
   </w:style>
   <w:style w:type="table" w:default="1" w:styleId="TableNormal">
